--- a/docs/Intro-to-Command-Line,-Season-1.docx
+++ b/docs/Intro-to-Command-Line,-Season-1.docx
@@ -4989,7 +4989,7 @@
         <w:rPr>
           <w:rStyle w:val="VerbatimChar"/>
         </w:rPr>
-        <w:t xml:space="preserve">##  date     2024-03-14                  </w:t>
+        <w:t xml:space="preserve">##  date     2024-03-25                  </w:t>
       </w:r>
       <w:r>
         <w:br/>

--- a/docs/Intro-to-Command-Line,-Season-1.docx
+++ b/docs/Intro-to-Command-Line,-Season-1.docx
@@ -33,7 +33,7 @@
         <w:pStyle w:val="Date"/>
       </w:pPr>
       <w:r>
-        <w:t xml:space="preserve">March,</w:t>
+        <w:t xml:space="preserve">June,</w:t>
       </w:r>
       <w:r>
         <w:t xml:space="preserve"> </w:t>
@@ -4606,7 +4606,7 @@
         <w:rPr>
           <w:rStyle w:val="VerbatimChar"/>
         </w:rPr>
-        <w:t xml:space="preserve">##  date     2025-03-20</w:t>
+        <w:t xml:space="preserve">##  date     2025-06-06</w:t>
       </w:r>
       <w:r>
         <w:br/>
